--- a/docs/05_Wareneingang/Maengelruege.docx
+++ b/docs/05_Wareneingang/Maengelruege.docx
@@ -5,7 +5,7 @@
     <w:p>
       <w:pPr/>
       <w:r>
-        <w:t>NextLevel IT Solutions GmbH | IT-Park 1 | 12345 Musterstadt</w:t>
+        <w:t>NextLevel IT Solutions GmbH | Technikstraße 42 | 50667 Köln</w:t>
       </w:r>
     </w:p>
     <w:p>
